--- a/manual/02_Custom_tagger_(Advanced).docx
+++ b/manual/02_Custom_tagger_(Advanced).docx
@@ -18,6 +18,9 @@
     </w:p>
     <w:p>
       <w:r>
+        <w:rPr>
+          <w:noProof/>
+        </w:rPr>
         <w:drawing>
           <wp:inline distT="0" distB="0" distL="0" distR="0" wp14:anchorId="31D9AB21" wp14:editId="0686E24A">
             <wp:extent cx="2743220" cy="1743088"/>
@@ -141,6 +144,9 @@
         </w:numPr>
       </w:pPr>
       <w:r>
+        <w:rPr>
+          <w:noProof/>
+        </w:rPr>
         <w:drawing>
           <wp:inline distT="0" distB="0" distL="0" distR="0" wp14:anchorId="757127AC" wp14:editId="682BCF39">
             <wp:extent cx="5486400" cy="1930400"/>
@@ -189,6 +195,9 @@
     <w:p/>
     <w:p>
       <w:r>
+        <w:rPr>
+          <w:noProof/>
+        </w:rPr>
         <w:lastRenderedPageBreak/>
         <w:drawing>
           <wp:inline distT="0" distB="0" distL="0" distR="0" wp14:anchorId="49892D6D" wp14:editId="0A998590">
@@ -275,16 +284,16 @@
         <w:rPr>
           <w:b/>
         </w:rPr>
-        <w:t>Tagging algorithm</w:t>
+        <w:t>Tagging algorithm:</w:t>
       </w:r>
       <w:r>
-        <w:rPr>
-          <w:b/>
-        </w:rPr>
-        <w:t>:</w:t>
+        <w:t xml:space="preserve"> Configure the training algorithm and parameters</w:t>
       </w:r>
       <w:r>
-        <w:t xml:space="preserve"> Configure the training algorithm and parameters.</w:t>
+        <w:t xml:space="preserve"> (HMM. Naïve Bayes, Averaged Perceptron)</w:t>
+      </w:r>
+      <w:r>
+        <w:t>.</w:t>
       </w:r>
     </w:p>
     <w:p>
